--- a/extrakty/doc/TC278WG4/extract_24530-2_(2009).docx
+++ b/extrakty/doc/TC278WG4/extract_24530-2_(2009).docx
@@ -227,7 +227,7 @@
             </wp:cNvGraphicFramePr>
             <a:graphic xmlns:a="http://schemas.openxmlformats.org/drawingml/2006/main">
               <a:graphicData uri="http://schemas.openxmlformats.org/drawingml/2006/picture">
-                <pic:pic xmlns:pic="http://schemas.openxmlformats.org/drawingml/2006/picture">
+                <pic:pic>
                   <pic:nvPicPr>
                     <pic:cNvPr id="1" name="Image1"/>
                     <pic:cNvPicPr>
@@ -273,6 +273,16 @@
     <w:p>
       <w:pPr>
         <w:pStyle w:val="Textnormy"/>
+        <w:rPr/>
+      </w:pPr>
+      <w:r>
+        <w:rPr/>
+        <w:t xml:space="preserve">Poznámka: Extrakt uvádí vybrané kapitoly popisovaného dokumentu a přejímá původní číslování kapitol.</w:t>
+      </w:r>
+    </w:p>
+    <w:p>
+      <w:pPr>
+        <w:pStyle w:val="Textnormy"/>
         <w:numPr>
           <w:ilvl w:val="0"/>
           <w:numId w:val="0"/>
@@ -327,7 +337,7 @@
           <w:sz w:val="22"/>
           <w:szCs w:val="22"/>
         </w:rPr>
-        <w:t>Související normy</w:t>
+        <w:t xml:space="preserve">2 Souvisící normy</w:t>
       </w:r>
     </w:p>
     <w:p>
@@ -360,7 +370,7 @@
           <w:sz w:val="22"/>
           <w:szCs w:val="22"/>
         </w:rPr>
-        <w:t xml:space="preserve">3 Zkratky </w:t>
+        <w:t xml:space="preserve">3 Symboly a zkratky</w:t>
       </w:r>
     </w:p>
     <w:p>
@@ -371,6 +381,16 @@
       <w:r>
         <w:rPr/>
         <w:t>Norma pracuje zejména s těmito zkratkami: ARIB, ATSC, DAB, DTD, DVB, EBU, IPR, PTI, RTM, SSF, TPEG, tpegML, tpeg-loc, tpeg-ilc, TTI, WGS84, XML.</w:t>
+      </w:r>
+    </w:p>
+    <w:p>
+      <w:pPr>
+        <w:pStyle w:val="Textnormy"/>
+        <w:rPr/>
+      </w:pPr>
+      <w:r>
+        <w:rPr/>
+        <w:t xml:space="preserve">Další termíny a zkratky z oboru ITS jsou obsaženy ve slovníku ITS terminology (www.ITSterminology.org).</w:t>
       </w:r>
     </w:p>
     <w:p>
@@ -506,7 +526,7 @@
             </wp:cNvGraphicFramePr>
             <a:graphic xmlns:a="http://schemas.openxmlformats.org/drawingml/2006/main">
               <a:graphicData uri="http://schemas.openxmlformats.org/drawingml/2006/picture">
-                <pic:pic xmlns:pic="http://schemas.openxmlformats.org/drawingml/2006/picture">
+                <pic:pic>
                   <pic:nvPicPr>
                     <pic:cNvPr id="2" name="Image2"/>
                     <pic:cNvPicPr>
@@ -573,7 +593,7 @@
             </wp:cNvGraphicFramePr>
             <a:graphic xmlns:a="http://schemas.openxmlformats.org/drawingml/2006/main">
               <a:graphicData uri="http://schemas.openxmlformats.org/drawingml/2006/picture">
-                <pic:pic xmlns:pic="http://schemas.openxmlformats.org/drawingml/2006/picture">
+                <pic:pic>
                   <pic:nvPicPr>
                     <pic:cNvPr id="3" name="Image3"/>
                     <pic:cNvPicPr>
@@ -660,7 +680,7 @@
             </wp:cNvGraphicFramePr>
             <a:graphic xmlns:a="http://schemas.openxmlformats.org/drawingml/2006/main">
               <a:graphicData uri="http://schemas.openxmlformats.org/drawingml/2006/picture">
-                <pic:pic xmlns:pic="http://schemas.openxmlformats.org/drawingml/2006/picture">
+                <pic:pic>
                   <pic:nvPicPr>
                     <pic:cNvPr id="4" name="Image4"/>
                     <pic:cNvPicPr>
@@ -747,7 +767,7 @@
             </wp:cNvGraphicFramePr>
             <a:graphic xmlns:a="http://schemas.openxmlformats.org/drawingml/2006/main">
               <a:graphicData uri="http://schemas.openxmlformats.org/drawingml/2006/picture">
-                <pic:pic xmlns:pic="http://schemas.openxmlformats.org/drawingml/2006/picture">
+                <pic:pic>
                   <pic:nvPicPr>
                     <pic:cNvPr id="5" name="Image5"/>
                     <pic:cNvPicPr>

--- a/extrakty/doc/TC278WG4/extract_24530-2_(2009).docx
+++ b/extrakty/doc/TC278WG4/extract_24530-2_(2009).docx
@@ -30,7 +30,7 @@
           <w:sz w:val="40"/>
           <w:szCs w:val="40"/>
         </w:rPr>
-        <w:t>EXTRAKT z české technické normy</w:t>
+        <w:t xml:space="preserve">EXTRAKT z technické specifikace CEN</w:t>
       </w:r>
     </w:p>
     <w:p>
@@ -141,9 +141,9 @@
             </w:pPr>
             <w:r>
               <w:rPr/>
-              <w:t>ČSN P</w:t>
+              <w:t xml:space="preserve">CEN ISO/TS 24530-2</w:t>
               <w:br/>
-              <w:t>CEN ISO TS 24530-2</w:t>
+              <w:t/>
               <w:br/>
             </w:r>
           </w:p>
@@ -155,7 +155,7 @@
             </w:pPr>
             <w:r>
               <w:rPr/>
-              <w:t>01 8257</w:t>
+              <w:t xml:space="preserve"/>
             </w:r>
           </w:p>
         </w:tc>
@@ -171,9 +171,9 @@
       </w:pPr>
       <w:r>
         <w:rPr/>
-        <w:t>Platí od 1.1.2007</w:t>
+        <w:t xml:space="preserve">Vydána 2006, 47 stran</w:t>
         <w:tab/>
-        <w:t>40 stran</w:t>
+        <w:t/>
       </w:r>
     </w:p>
     <w:p>
